--- a/EXPORTS/DOCX/niveau3/Dutch/MNusantara.docx
+++ b/EXPORTS/DOCX/niveau3/Dutch/MNusantara.docx
@@ -11,7 +11,7 @@
         <w:br/>
         <w:t>_author: Wiebe Reints (@wreints)_</w:t>
         <w:br/>
-        <w:t>_last edited: 2025-05-27_</w:t>
+        <w:t>_last edited: 2025-05-28_</w:t>
       </w:r>
     </w:p>
     <w:p>
